--- a/txt/about-chn.docx
+++ b/txt/about-chn.docx
@@ -67,7 +67,7 @@
     <w:p>
       <w:pPr>
         <w:rPr>
-          <w:rFonts w:ascii="Work Sans" w:hAnsi="Work Sans" w:cs="AppleSystemUIFont" w:hint="eastAsia"/>
+          <w:rFonts w:ascii="Work Sans" w:hAnsi="Work Sans" w:cs="AppleSystemUIFont"/>
           <w:kern w:val="0"/>
           <w:lang w:val="en-US"/>
         </w:rPr>
@@ -319,6 +319,69 @@
           <w:kern w:val="0"/>
           <w:lang w:val="en-US"/>
         </w:rPr>
+        <w:t>」</w:t>
+      </w:r>
+    </w:p>
+    <w:p>
+      <w:pPr>
+        <w:rPr>
+          <w:rFonts w:ascii="Work Sans" w:hAnsi="Work Sans" w:cs="AppleSystemUIFont"/>
+          <w:kern w:val="0"/>
+          <w:lang w:val="en-US"/>
+        </w:rPr>
+      </w:pPr>
+      <w:proofErr w:type="spellStart"/>
+      <w:r>
+        <w:rPr>
+          <w:rFonts w:ascii="Work Sans" w:hAnsi="Work Sans" w:cs="AppleSystemUIFont"/>
+          <w:kern w:val="0"/>
+          <w:lang w:val="en-US"/>
+        </w:rPr>
+        <w:t>我正以極其緩慢的步調，經營著這項傾注了自身心血的事業</w:t>
+      </w:r>
+      <w:proofErr w:type="spellEnd"/>
+      <w:r>
+        <w:rPr>
+          <w:rFonts w:ascii="Work Sans" w:hAnsi="Work Sans" w:cs="AppleSystemUIFont"/>
+          <w:kern w:val="0"/>
+          <w:lang w:val="en-US"/>
+        </w:rPr>
+        <w:t xml:space="preserve">——Beaver Dam </w:t>
+      </w:r>
+      <w:proofErr w:type="spellStart"/>
+      <w:r>
+        <w:rPr>
+          <w:rFonts w:ascii="Work Sans" w:hAnsi="Work Sans" w:cs="AppleSystemUIFont"/>
+          <w:kern w:val="0"/>
+          <w:lang w:val="en-US"/>
+        </w:rPr>
+        <w:t>beaverdam</w:t>
+      </w:r>
+      <w:proofErr w:type="spellEnd"/>
+      <w:r>
+        <w:rPr>
+          <w:rFonts w:ascii="Work Sans" w:hAnsi="Work Sans" w:cs="AppleSystemUIFont"/>
+          <w:kern w:val="0"/>
+          <w:lang w:val="en-US"/>
+        </w:rPr>
+        <w:t>。</w:t>
+      </w:r>
+      <w:proofErr w:type="spellStart"/>
+      <w:r>
+        <w:rPr>
+          <w:rFonts w:ascii="Work Sans" w:hAnsi="Work Sans" w:cs="AppleSystemUIFont"/>
+          <w:kern w:val="0"/>
+          <w:lang w:val="en-US"/>
+        </w:rPr>
+        <w:t>我深信，優秀的品牌、優質的品牌，皆始於「在不知不覺間自然而然持續進行的事</w:t>
+      </w:r>
+      <w:proofErr w:type="spellEnd"/>
+      <w:r>
+        <w:rPr>
+          <w:rFonts w:ascii="Work Sans" w:hAnsi="Work Sans" w:cs="AppleSystemUIFont"/>
+          <w:kern w:val="0"/>
+          <w:lang w:val="en-US"/>
+        </w:rPr>
         <w:t>」。</w:t>
       </w:r>
     </w:p>
@@ -419,6 +482,7 @@
           <w:kern w:val="0"/>
           <w:lang w:val="en-US"/>
         </w:rPr>
+        <w:lastRenderedPageBreak/>
         <w:t>品牌塑造的核心在於</w:t>
       </w:r>
       <w:r>

--- a/txt/about-chn.docx
+++ b/txt/about-chn.docx
@@ -299,27 +299,11 @@
       <w:proofErr w:type="spellEnd"/>
       <w:r>
         <w:rPr>
-          <w:rFonts w:ascii="Work Sans" w:hAnsi="Work Sans" w:cs="AppleSystemUIFont" w:hint="eastAsia"/>
-          <w:kern w:val="0"/>
-          <w:lang w:val="en-US"/>
-        </w:rPr>
-        <w:t>「</w:t>
-      </w:r>
-      <w:r>
-        <w:rPr>
           <w:rFonts w:ascii="Work Sans" w:hAnsi="Work Sans" w:cs="AppleSystemUIFont"/>
           <w:kern w:val="0"/>
           <w:lang w:val="en-US"/>
         </w:rPr>
         <w:t>What Gin</w:t>
-      </w:r>
-      <w:r>
-        <w:rPr>
-          <w:rFonts w:ascii="Work Sans" w:hAnsi="Work Sans" w:cs="AppleSystemUIFont" w:hint="eastAsia"/>
-          <w:kern w:val="0"/>
-          <w:lang w:val="en-US"/>
-        </w:rPr>
-        <w:t>」</w:t>
       </w:r>
     </w:p>
     <w:p>
@@ -339,16 +323,6 @@
         </w:rPr>
         <w:t>我正以極其緩慢的步調，經營著這項傾注了自身心血的事業</w:t>
       </w:r>
-      <w:proofErr w:type="spellEnd"/>
-      <w:r>
-        <w:rPr>
-          <w:rFonts w:ascii="Work Sans" w:hAnsi="Work Sans" w:cs="AppleSystemUIFont"/>
-          <w:kern w:val="0"/>
-          <w:lang w:val="en-US"/>
-        </w:rPr>
-        <w:t xml:space="preserve">——Beaver Dam </w:t>
-      </w:r>
-      <w:proofErr w:type="spellStart"/>
       <w:r>
         <w:rPr>
           <w:rFonts w:ascii="Work Sans" w:hAnsi="Work Sans" w:cs="AppleSystemUIFont"/>
@@ -544,7 +518,7 @@
           <w:kern w:val="0"/>
           <w:lang w:val="en-US"/>
         </w:rPr>
-        <w:t>——</w:t>
+        <w:t>——透</w:t>
       </w:r>
       <w:proofErr w:type="spellStart"/>
       <w:r>
@@ -553,17 +527,9 @@
           <w:kern w:val="0"/>
           <w:lang w:val="en-US"/>
         </w:rPr>
-        <w:t>透過雙手、頭腦與心靈的共同雕琢，進而改變人們的生活</w:t>
+        <w:t>過雙手、頭腦與心靈的共同雕琢，進而改變人們的生活。</w:t>
       </w:r>
       <w:proofErr w:type="spellEnd"/>
-      <w:r>
-        <w:rPr>
-          <w:rFonts w:ascii="Work Sans" w:hAnsi="Work Sans" w:cs="AppleSystemUIFont" w:hint="eastAsia"/>
-          <w:kern w:val="0"/>
-          <w:lang w:val="en-US"/>
-        </w:rPr>
-        <w:t>。</w:t>
-      </w:r>
     </w:p>
     <w:sectPr>
       <w:pgSz w:w="12240" w:h="15840"/>

--- a/txt/about-chn.docx
+++ b/txt/about-chn.docx
@@ -140,8 +140,27 @@
           <w:kern w:val="0"/>
           <w:lang w:val="en-US"/>
         </w:rPr>
-        <w:t>的創辦人，我很榮幸能與才華洋溢的自由工作者合作，</w:t>
-      </w:r>
+        <w:t>的創辦人，我很榮幸能與才華洋溢的自由工作者合作</w:t>
+      </w:r>
+      <w:proofErr w:type="spellEnd"/>
+      <w:r>
+        <w:rPr>
+          <w:rFonts w:ascii="Work Sans" w:hAnsi="Work Sans" w:cs="AppleSystemUIFont" w:hint="eastAsia"/>
+          <w:kern w:val="0"/>
+          <w:lang w:val="en-US"/>
+        </w:rPr>
+        <w:t>，</w:t>
+      </w:r>
+    </w:p>
+    <w:p>
+      <w:pPr>
+        <w:rPr>
+          <w:rFonts w:ascii="Work Sans" w:hAnsi="Work Sans" w:cs="AppleSystemUIFont"/>
+          <w:kern w:val="0"/>
+          <w:lang w:val="en-US"/>
+        </w:rPr>
+      </w:pPr>
+      <w:proofErr w:type="spellStart"/>
       <w:r>
         <w:rPr>
           <w:rFonts w:ascii="Noto Sans CJK KR" w:eastAsia="Noto Sans CJK KR" w:hAnsi="Noto Sans CJK KR" w:cs="Noto Sans CJK KR" w:hint="eastAsia"/>
@@ -251,7 +270,7 @@
           <w:kern w:val="0"/>
           <w:lang w:val="en-US"/>
         </w:rPr>
-        <w:t xml:space="preserve">Flourish </w:t>
+        <w:t>Flourish</w:t>
       </w:r>
       <w:proofErr w:type="spellStart"/>
       <w:r>
@@ -518,7 +537,7 @@
           <w:kern w:val="0"/>
           <w:lang w:val="en-US"/>
         </w:rPr>
-        <w:t>——透</w:t>
+        <w:t>——</w:t>
       </w:r>
       <w:proofErr w:type="spellStart"/>
       <w:r>
@@ -527,9 +546,17 @@
           <w:kern w:val="0"/>
           <w:lang w:val="en-US"/>
         </w:rPr>
-        <w:t>過雙手、頭腦與心靈的共同雕琢，進而改變人們的生活。</w:t>
+        <w:t>透過雙手、頭腦與心靈的共同雕琢，進而改變人們的生活</w:t>
       </w:r>
       <w:proofErr w:type="spellEnd"/>
+      <w:r>
+        <w:rPr>
+          <w:rFonts w:ascii="Work Sans" w:hAnsi="Work Sans" w:cs="AppleSystemUIFont" w:hint="eastAsia"/>
+          <w:kern w:val="0"/>
+          <w:lang w:val="en-US"/>
+        </w:rPr>
+        <w:t>。</w:t>
+      </w:r>
     </w:p>
     <w:sectPr>
       <w:pgSz w:w="12240" w:h="15840"/>

--- a/txt/about-chn.docx
+++ b/txt/about-chn.docx
@@ -220,7 +220,7 @@
           <w:kern w:val="0"/>
           <w:lang w:val="en-US"/>
         </w:rPr>
-        <w:t xml:space="preserve"> Flourish</w:t>
+        <w:t>Flourish</w:t>
       </w:r>
       <w:r>
         <w:rPr>

--- a/txt/about-chn.docx
+++ b/txt/about-chn.docx
@@ -25,7 +25,23 @@
           <w:kern w:val="0"/>
           <w:lang w:val="en-US"/>
         </w:rPr>
-        <w:t>好，我是</w:t>
+        <w:t>好，我是韓</w:t>
+      </w:r>
+      <w:r>
+        <w:rPr>
+          <w:rFonts w:ascii="Work Sans" w:hAnsi="Work Sans" w:cs="AppleSystemUIFont"/>
+          <w:kern w:val="0"/>
+          <w:lang w:val="en-US"/>
+        </w:rPr>
+        <w:t>芷</w:t>
+      </w:r>
+      <w:r>
+        <w:rPr>
+          <w:rFonts w:ascii="Work Sans" w:hAnsi="Work Sans" w:cs="AppleSystemUIFont" w:hint="eastAsia"/>
+          <w:kern w:val="0"/>
+          <w:lang w:val="en-US"/>
+        </w:rPr>
+        <w:t>仁</w:t>
       </w:r>
       <w:proofErr w:type="spellEnd"/>
       <w:r>
@@ -34,25 +50,7 @@
           <w:kern w:val="0"/>
           <w:lang w:val="en-US"/>
         </w:rPr>
-        <w:t xml:space="preserve"> </w:t>
-      </w:r>
-      <w:proofErr w:type="spellStart"/>
-      <w:r>
-        <w:rPr>
-          <w:rFonts w:ascii="Work Sans" w:hAnsi="Work Sans" w:cs="AppleSystemUIFont"/>
-          <w:kern w:val="0"/>
-          <w:lang w:val="en-US"/>
-        </w:rPr>
-        <w:t>芷仁</w:t>
-      </w:r>
-      <w:proofErr w:type="spellEnd"/>
-      <w:r>
-        <w:rPr>
-          <w:rFonts w:ascii="Work Sans" w:hAnsi="Work Sans" w:cs="AppleSystemUIFont" w:hint="eastAsia"/>
-          <w:kern w:val="0"/>
-          <w:lang w:val="en-US"/>
-        </w:rPr>
-        <w:t>！</w:t>
+        <w:t>!</w:t>
       </w:r>
     </w:p>
     <w:p>
@@ -67,7 +65,7 @@
     <w:p>
       <w:pPr>
         <w:rPr>
-          <w:rFonts w:ascii="Work Sans" w:hAnsi="Work Sans" w:cs="AppleSystemUIFont"/>
+          <w:rFonts w:ascii="Work Sans" w:hAnsi="Work Sans" w:cs="AppleSystemUIFont" w:hint="eastAsia"/>
           <w:kern w:val="0"/>
           <w:lang w:val="en-US"/>
         </w:rPr>
@@ -79,7 +77,7 @@
           <w:kern w:val="0"/>
           <w:lang w:val="en-US"/>
         </w:rPr>
-        <w:t>我是一名自由接案的品牌總監</w:t>
+        <w:t>我是一名自由品牌總監</w:t>
       </w:r>
       <w:proofErr w:type="spellEnd"/>
       <w:r>
@@ -122,7 +120,7 @@
           <w:kern w:val="0"/>
           <w:lang w:val="en-US"/>
         </w:rPr>
-        <w:t>品牌顧問公司</w:t>
+        <w:t>品牌代理商</w:t>
       </w:r>
       <w:proofErr w:type="spellEnd"/>
       <w:r>
@@ -131,7 +129,15 @@
           <w:kern w:val="0"/>
           <w:lang w:val="en-US"/>
         </w:rPr>
-        <w:t xml:space="preserve"> ORB </w:t>
+        <w:t xml:space="preserve"> ORB</w:t>
+      </w:r>
+      <w:r>
+        <w:rPr>
+          <w:rFonts w:ascii="Work Sans" w:hAnsi="Work Sans" w:cs="AppleSystemUIFont"/>
+          <w:kern w:val="0"/>
+          <w:lang w:val="en-US"/>
+        </w:rPr>
+        <w:t xml:space="preserve"> </w:t>
       </w:r>
       <w:proofErr w:type="spellStart"/>
       <w:r>
@@ -140,7 +146,7 @@
           <w:kern w:val="0"/>
           <w:lang w:val="en-US"/>
         </w:rPr>
-        <w:t>的創辦人，我很榮幸能與才華洋溢的自由工作者合作</w:t>
+        <w:t>的代表，我會根據每個專案的需求</w:t>
       </w:r>
       <w:proofErr w:type="spellEnd"/>
       <w:r>
@@ -163,6 +169,66 @@
       <w:proofErr w:type="spellStart"/>
       <w:r>
         <w:rPr>
+          <w:rFonts w:ascii="Work Sans" w:hAnsi="Work Sans" w:cs="AppleSystemUIFont" w:hint="eastAsia"/>
+          <w:kern w:val="0"/>
+          <w:lang w:val="en-US"/>
+        </w:rPr>
+        <w:t>組建最適合的頂尖團隊與自由工作者合作。我也會以工作者的身分參與其他專案</w:t>
+      </w:r>
+      <w:proofErr w:type="spellEnd"/>
+      <w:r>
+        <w:rPr>
+          <w:rFonts w:ascii="Work Sans" w:hAnsi="Work Sans" w:cs="AppleSystemUIFont" w:hint="eastAsia"/>
+          <w:kern w:val="0"/>
+          <w:lang w:val="en-US"/>
+        </w:rPr>
+        <w:t>。</w:t>
+      </w:r>
+    </w:p>
+    <w:p>
+      <w:pPr>
+        <w:rPr>
+          <w:rFonts w:ascii="Work Sans" w:hAnsi="Work Sans" w:cs="AppleSystemUIFont"/>
+          <w:kern w:val="0"/>
+          <w:lang w:val="en-US"/>
+        </w:rPr>
+      </w:pPr>
+      <w:proofErr w:type="spellStart"/>
+      <w:r>
+        <w:rPr>
+          <w:rFonts w:ascii="Work Sans" w:hAnsi="Work Sans" w:cs="AppleSystemUIFont" w:hint="eastAsia"/>
+          <w:kern w:val="0"/>
+          <w:lang w:val="en-US"/>
+        </w:rPr>
+        <w:t>我經營著</w:t>
+      </w:r>
+      <w:proofErr w:type="spellEnd"/>
+      <w:r>
+        <w:rPr>
+          <w:rFonts w:ascii="Work Sans" w:hAnsi="Work Sans" w:cs="AppleSystemUIFont" w:hint="eastAsia"/>
+          <w:kern w:val="0"/>
+          <w:lang w:val="en-US"/>
+        </w:rPr>
+        <w:t>「</w:t>
+      </w:r>
+      <w:r>
+        <w:rPr>
+          <w:rFonts w:ascii="Work Sans" w:hAnsi="Work Sans" w:cs="AppleSystemUIFont"/>
+          <w:kern w:val="0"/>
+          <w:lang w:val="en-US"/>
+        </w:rPr>
+        <w:t>Flourish</w:t>
+      </w:r>
+      <w:r>
+        <w:rPr>
+          <w:rFonts w:ascii="Work Sans" w:hAnsi="Work Sans" w:cs="AppleSystemUIFont" w:hint="eastAsia"/>
+          <w:kern w:val="0"/>
+          <w:lang w:val="en-US"/>
+        </w:rPr>
+        <w:t>」一對一諮詢服務，與客戶共同探討品牌發展方向。基於「一個品牌，一個品牌策略」的信念，我會徹底打造專屬於單一品牌的流程。</w:t>
+      </w:r>
+      <w:r>
+        <w:rPr>
           <w:rFonts w:ascii="Noto Sans CJK KR" w:eastAsia="Noto Sans CJK KR" w:hAnsi="Noto Sans CJK KR" w:cs="Noto Sans CJK KR" w:hint="eastAsia"/>
           <w:kern w:val="0"/>
           <w:lang w:val="en-US"/>
@@ -175,16 +241,118 @@
           <w:kern w:val="0"/>
           <w:lang w:val="en-US"/>
         </w:rPr>
-        <w:t>每個專案組建最適合的團隊。除此之外，我也參與了許多其他專案</w:t>
+        <w:t>了那些難以</w:t>
+      </w:r>
+      <w:r>
+        <w:rPr>
+          <w:rFonts w:ascii="Noto Sans CJK KR" w:eastAsia="Noto Sans CJK KR" w:hAnsi="Noto Sans CJK KR" w:cs="Noto Sans CJK KR" w:hint="eastAsia"/>
+          <w:kern w:val="0"/>
+          <w:lang w:val="en-US"/>
+        </w:rPr>
+        <w:t>啟</w:t>
+      </w:r>
+      <w:r>
+        <w:rPr>
+          <w:rFonts w:ascii="Work Sans" w:hAnsi="Work Sans" w:cs="AppleSystemUIFont" w:hint="eastAsia"/>
+          <w:kern w:val="0"/>
+          <w:lang w:val="en-US"/>
+        </w:rPr>
+        <w:t>齒請求諮詢服務的人，我經營著</w:t>
+      </w:r>
+      <w:r>
+        <w:rPr>
+          <w:rFonts w:ascii="Work Sans" w:hAnsi="Work Sans" w:cs="AppleSystemUIFont"/>
+          <w:kern w:val="0"/>
+          <w:lang w:val="en-US"/>
+        </w:rPr>
+        <w:t>YouTube</w:t>
+      </w:r>
+      <w:proofErr w:type="spellStart"/>
+      <w:r>
+        <w:rPr>
+          <w:rFonts w:ascii="Work Sans" w:hAnsi="Work Sans" w:cs="AppleSystemUIFont" w:hint="eastAsia"/>
+          <w:kern w:val="0"/>
+          <w:lang w:val="en-US"/>
+        </w:rPr>
+        <w:t>頻道</w:t>
       </w:r>
       <w:proofErr w:type="spellEnd"/>
       <w:r>
         <w:rPr>
+          <w:rFonts w:ascii="Work Sans" w:hAnsi="Work Sans" w:cs="AppleSystemUIFont"/>
+          <w:kern w:val="0"/>
+          <w:lang w:val="en-US"/>
+        </w:rPr>
+        <w:t>WHAT GIN</w:t>
+      </w:r>
+      <w:r>
+        <w:rPr>
           <w:rFonts w:ascii="Work Sans" w:hAnsi="Work Sans" w:cs="AppleSystemUIFont" w:hint="eastAsia"/>
           <w:kern w:val="0"/>
           <w:lang w:val="en-US"/>
         </w:rPr>
         <w:t>。</w:t>
+      </w:r>
+    </w:p>
+    <w:p>
+      <w:pPr>
+        <w:rPr>
+          <w:rFonts w:ascii="Work Sans" w:hAnsi="Work Sans" w:cs="AppleSystemUIFont" w:hint="eastAsia"/>
+          <w:kern w:val="0"/>
+          <w:lang w:val="en-US"/>
+        </w:rPr>
+      </w:pPr>
+      <w:proofErr w:type="spellStart"/>
+      <w:r>
+        <w:rPr>
+          <w:rFonts w:ascii="Work Sans" w:hAnsi="Work Sans" w:cs="AppleSystemUIFont" w:hint="eastAsia"/>
+          <w:kern w:val="0"/>
+          <w:lang w:val="en-US"/>
+        </w:rPr>
+        <w:t>我正以極其緩慢的步調，培育著蘊含我自身心意的事業</w:t>
+      </w:r>
+      <w:r>
+        <w:rPr>
+          <w:rFonts w:ascii="Work Sans" w:hAnsi="Work Sans" w:cs="AppleSystemUIFont"/>
+          <w:kern w:val="0"/>
+          <w:lang w:val="en-US"/>
+        </w:rPr>
+        <w:t>b</w:t>
+      </w:r>
+      <w:r>
+        <w:rPr>
+          <w:rFonts w:ascii="Work Sans" w:hAnsi="Work Sans" w:cs="AppleSystemUIFont" w:hint="eastAsia"/>
+          <w:kern w:val="0"/>
+          <w:lang w:val="en-US"/>
+        </w:rPr>
+        <w:t>eaverdam</w:t>
+      </w:r>
+      <w:proofErr w:type="spellEnd"/>
+      <w:r>
+        <w:rPr>
+          <w:rFonts w:ascii="Work Sans" w:hAnsi="Work Sans" w:cs="AppleSystemUIFont" w:hint="eastAsia"/>
+          <w:kern w:val="0"/>
+          <w:lang w:val="en-US"/>
+        </w:rPr>
+        <w:t>。</w:t>
+      </w:r>
+      <w:proofErr w:type="spellStart"/>
+      <w:r>
+        <w:rPr>
+          <w:rFonts w:ascii="Work Sans" w:hAnsi="Work Sans" w:cs="AppleSystemUIFont" w:hint="eastAsia"/>
+          <w:kern w:val="0"/>
+          <w:lang w:val="en-US"/>
+        </w:rPr>
+        <w:t>我相信，優秀的品牌與美好的品牌，都始於「在不知不覺間自然而然持續進行的事</w:t>
+      </w:r>
+      <w:proofErr w:type="spellEnd"/>
+      <w:r>
+        <w:rPr>
+          <w:rFonts w:ascii="Work Sans" w:hAnsi="Work Sans" w:cs="AppleSystemUIFont" w:hint="eastAsia"/>
+          <w:kern w:val="0"/>
+          <w:lang w:val="en-US"/>
+        </w:rPr>
+        <w:t>」。</w:t>
       </w:r>
     </w:p>
     <w:p>
@@ -211,118 +379,48 @@
           <w:kern w:val="0"/>
           <w:lang w:val="en-US"/>
         </w:rPr>
-        <w:t>我經營著</w:t>
+        <w:t>品牌塑造的領域</w:t>
+      </w:r>
+      <w:r>
+        <w:rPr>
+          <w:rFonts w:ascii="Noto Sans CJK KR" w:eastAsia="Noto Sans CJK KR" w:hAnsi="Noto Sans CJK KR" w:cs="Noto Sans CJK KR" w:hint="eastAsia"/>
+          <w:kern w:val="0"/>
+          <w:lang w:val="en-US"/>
+        </w:rPr>
+        <w:t>豐</w:t>
+      </w:r>
+      <w:r>
+        <w:rPr>
+          <w:rFonts w:ascii="Work Sans" w:hAnsi="Work Sans" w:cs="AppleSystemUIFont" w:hint="eastAsia"/>
+          <w:kern w:val="0"/>
+          <w:lang w:val="en-US"/>
+        </w:rPr>
+        <w:t>富多彩且充實</w:t>
+      </w:r>
+      <w:r>
+        <w:rPr>
+          <w:rFonts w:ascii="Noto Sans CJK KR" w:eastAsia="Noto Sans CJK KR" w:hAnsi="Noto Sans CJK KR" w:cs="Noto Sans CJK KR" w:hint="eastAsia"/>
+          <w:kern w:val="0"/>
+          <w:lang w:val="en-US"/>
+        </w:rPr>
+        <w:t>豐</w:t>
+      </w:r>
+      <w:r>
+        <w:rPr>
+          <w:rFonts w:ascii="Work Sans" w:hAnsi="Work Sans" w:cs="AppleSystemUIFont" w:hint="eastAsia"/>
+          <w:kern w:val="0"/>
+          <w:lang w:val="en-US"/>
+        </w:rPr>
+        <w:t>饒</w:t>
       </w:r>
       <w:proofErr w:type="spellEnd"/>
       <w:r>
         <w:rPr>
-          <w:rFonts w:ascii="Work Sans" w:hAnsi="Work Sans" w:cs="AppleSystemUIFont"/>
-          <w:kern w:val="0"/>
-          <w:lang w:val="en-US"/>
-        </w:rPr>
-        <w:t>Flourish</w:t>
-      </w:r>
-      <w:r>
-        <w:rPr>
-          <w:rFonts w:ascii="Work Sans" w:hAnsi="Work Sans" w:cs="AppleSystemUIFont" w:hint="eastAsia"/>
-          <w:kern w:val="0"/>
-          <w:lang w:val="en-US"/>
-        </w:rPr>
-        <w:t>，</w:t>
-      </w:r>
-      <w:proofErr w:type="spellStart"/>
-      <w:r>
-        <w:rPr>
-          <w:rFonts w:ascii="Work Sans" w:hAnsi="Work Sans" w:cs="AppleSystemUIFont" w:hint="eastAsia"/>
-          <w:kern w:val="0"/>
-          <w:lang w:val="en-US"/>
-        </w:rPr>
-        <w:t>這是一項一對一的諮詢服務，旨在協助客戶釐</w:t>
-      </w:r>
-      <w:r>
-        <w:rPr>
-          <w:rFonts w:ascii="Noto Sans CJK KR" w:eastAsia="Noto Sans CJK KR" w:hAnsi="Noto Sans CJK KR" w:cs="Noto Sans CJK KR" w:hint="eastAsia"/>
-          <w:kern w:val="0"/>
-          <w:lang w:val="en-US"/>
-        </w:rPr>
-        <w:t>清</w:t>
-      </w:r>
-      <w:r>
-        <w:rPr>
-          <w:rFonts w:ascii="Work Sans" w:hAnsi="Work Sans" w:cs="AppleSystemUIFont" w:hint="eastAsia"/>
-          <w:kern w:val="0"/>
-          <w:lang w:val="en-US"/>
-        </w:rPr>
-        <w:t>品牌方向。若容我冒昧提議，秉持「一個品牌，一套品牌策略」的原則</w:t>
-      </w:r>
-      <w:proofErr w:type="spellEnd"/>
-      <w:r>
-        <w:rPr>
-          <w:rFonts w:ascii="Work Sans" w:hAnsi="Work Sans" w:cs="AppleSystemUIFont" w:hint="eastAsia"/>
-          <w:kern w:val="0"/>
-          <w:lang w:val="en-US"/>
-        </w:rPr>
-        <w:t>，</w:t>
-      </w:r>
-      <w:r>
-        <w:rPr>
-          <w:rFonts w:ascii="Work Sans" w:hAnsi="Work Sans" w:cs="AppleSystemUIFont"/>
-          <w:kern w:val="0"/>
-          <w:lang w:val="en-US"/>
-        </w:rPr>
-        <w:t>Flourish</w:t>
-      </w:r>
-      <w:proofErr w:type="spellStart"/>
-      <w:r>
-        <w:rPr>
-          <w:rFonts w:ascii="Work Sans" w:hAnsi="Work Sans" w:cs="AppleSystemUIFont" w:hint="eastAsia"/>
-          <w:kern w:val="0"/>
-          <w:lang w:val="en-US"/>
-        </w:rPr>
-        <w:t>希望能</w:t>
-      </w:r>
-      <w:r>
-        <w:rPr>
-          <w:rFonts w:ascii="Noto Sans CJK KR" w:eastAsia="Noto Sans CJK KR" w:hAnsi="Noto Sans CJK KR" w:cs="Noto Sans CJK KR" w:hint="eastAsia"/>
-          <w:kern w:val="0"/>
-          <w:lang w:val="en-US"/>
-        </w:rPr>
-        <w:t>為</w:t>
-      </w:r>
-      <w:r>
-        <w:rPr>
-          <w:rFonts w:ascii="Work Sans" w:hAnsi="Work Sans" w:cs="AppleSystemUIFont" w:hint="eastAsia"/>
-          <w:kern w:val="0"/>
-          <w:lang w:val="en-US"/>
-        </w:rPr>
-        <w:t>單一品牌量身打造專屬的建構流程。此外，對於那些覺得預約一對一諮詢有些困難的人，我們很樂意提供</w:t>
-      </w:r>
-      <w:proofErr w:type="spellEnd"/>
-      <w:r>
-        <w:rPr>
-          <w:rFonts w:ascii="Work Sans" w:hAnsi="Work Sans" w:cs="AppleSystemUIFont"/>
-          <w:kern w:val="0"/>
-          <w:lang w:val="en-US"/>
-        </w:rPr>
-        <w:t xml:space="preserve"> YouTube </w:t>
-      </w:r>
-      <w:proofErr w:type="spellStart"/>
-      <w:r>
-        <w:rPr>
-          <w:rFonts w:ascii="Work Sans" w:hAnsi="Work Sans" w:cs="AppleSystemUIFont" w:hint="eastAsia"/>
-          <w:kern w:val="0"/>
-          <w:lang w:val="en-US"/>
-        </w:rPr>
-        <w:t>頻道</w:t>
-      </w:r>
-      <w:proofErr w:type="spellEnd"/>
-      <w:r>
-        <w:rPr>
-          <w:rFonts w:ascii="Work Sans" w:hAnsi="Work Sans" w:cs="AppleSystemUIFont"/>
-          <w:kern w:val="0"/>
-          <w:lang w:val="en-US"/>
-        </w:rPr>
-        <w:t>What Gin</w:t>
+          <w:rFonts w:ascii="Work Sans" w:hAnsi="Work Sans" w:cs="AppleSystemUIFont" w:hint="eastAsia"/>
+          <w:kern w:val="0"/>
+          <w:lang w:val="en-US"/>
+        </w:rPr>
+        <w:t>。</w:t>
       </w:r>
     </w:p>
     <w:p>
@@ -336,46 +434,145 @@
       <w:proofErr w:type="spellStart"/>
       <w:r>
         <w:rPr>
-          <w:rFonts w:ascii="Work Sans" w:hAnsi="Work Sans" w:cs="AppleSystemUIFont"/>
-          <w:kern w:val="0"/>
-          <w:lang w:val="en-US"/>
-        </w:rPr>
-        <w:t>我正以極其緩慢的步調，經營著這項傾注了自身心血的事業</w:t>
-      </w:r>
-      <w:r>
-        <w:rPr>
-          <w:rFonts w:ascii="Work Sans" w:hAnsi="Work Sans" w:cs="AppleSystemUIFont"/>
-          <w:kern w:val="0"/>
-          <w:lang w:val="en-US"/>
-        </w:rPr>
-        <w:t>beaverdam</w:t>
+          <w:rFonts w:ascii="Work Sans" w:hAnsi="Work Sans" w:cs="AppleSystemUIFont" w:hint="eastAsia"/>
+          <w:kern w:val="0"/>
+          <w:lang w:val="en-US"/>
+        </w:rPr>
+        <w:t>我接受過設計</w:t>
+      </w:r>
+      <w:r>
+        <w:rPr>
+          <w:rFonts w:ascii="Noto Sans CJK KR" w:eastAsia="Noto Sans CJK KR" w:hAnsi="Noto Sans CJK KR" w:cs="Noto Sans CJK KR" w:hint="eastAsia"/>
+          <w:kern w:val="0"/>
+          <w:lang w:val="en-US"/>
+        </w:rPr>
+        <w:t>教</w:t>
+      </w:r>
+      <w:r>
+        <w:rPr>
+          <w:rFonts w:ascii="Work Sans" w:hAnsi="Work Sans" w:cs="AppleSystemUIFont" w:hint="eastAsia"/>
+          <w:kern w:val="0"/>
+          <w:lang w:val="en-US"/>
+        </w:rPr>
+        <w:t>育訓練，並在大企業以客戶經理</w:t>
       </w:r>
       <w:proofErr w:type="spellEnd"/>
       <w:r>
         <w:rPr>
-          <w:rFonts w:ascii="Work Sans" w:hAnsi="Work Sans" w:cs="AppleSystemUIFont"/>
+          <w:rFonts w:ascii="Work Sans" w:hAnsi="Work Sans" w:cs="AppleSystemUIFont" w:hint="eastAsia"/>
+          <w:kern w:val="0"/>
+          <w:lang w:val="en-US"/>
+        </w:rPr>
+        <w:t>（</w:t>
+      </w:r>
+      <w:r>
+        <w:rPr>
+          <w:rFonts w:ascii="Work Sans" w:hAnsi="Work Sans" w:cs="AppleSystemUIFont"/>
+          <w:kern w:val="0"/>
+          <w:lang w:val="en-US"/>
+        </w:rPr>
+        <w:t>AE</w:t>
+      </w:r>
+      <w:r>
+        <w:rPr>
+          <w:rFonts w:ascii="Work Sans" w:hAnsi="Work Sans" w:cs="AppleSystemUIFont" w:hint="eastAsia"/>
+          <w:kern w:val="0"/>
+          <w:lang w:val="en-US"/>
+        </w:rPr>
+        <w:t>）</w:t>
+      </w:r>
+      <w:proofErr w:type="spellStart"/>
+      <w:r>
+        <w:rPr>
+          <w:rFonts w:ascii="Work Sans" w:hAnsi="Work Sans" w:cs="AppleSystemUIFont" w:hint="eastAsia"/>
+          <w:kern w:val="0"/>
+          <w:lang w:val="en-US"/>
+        </w:rPr>
+        <w:t>和視覺商品陳列師</w:t>
+      </w:r>
+      <w:proofErr w:type="spellEnd"/>
+      <w:r>
+        <w:rPr>
+          <w:rFonts w:ascii="Work Sans" w:hAnsi="Work Sans" w:cs="AppleSystemUIFont" w:hint="eastAsia"/>
+          <w:kern w:val="0"/>
+          <w:lang w:val="en-US"/>
+        </w:rPr>
+        <w:t>（</w:t>
+      </w:r>
+      <w:r>
+        <w:rPr>
+          <w:rFonts w:ascii="Work Sans" w:hAnsi="Work Sans" w:cs="AppleSystemUIFont"/>
+          <w:kern w:val="0"/>
+          <w:lang w:val="en-US"/>
+        </w:rPr>
+        <w:t>VMD</w:t>
+      </w:r>
+      <w:r>
+        <w:rPr>
+          <w:rFonts w:ascii="Work Sans" w:hAnsi="Work Sans" w:cs="AppleSystemUIFont" w:hint="eastAsia"/>
+          <w:kern w:val="0"/>
+          <w:lang w:val="en-US"/>
+        </w:rPr>
+        <w:t>）的身</w:t>
+      </w:r>
+      <w:r>
+        <w:rPr>
+          <w:rFonts w:ascii="Noto Sans CJK KR" w:eastAsia="Noto Sans CJK KR" w:hAnsi="Noto Sans CJK KR" w:cs="Noto Sans CJK KR" w:hint="eastAsia"/>
+          <w:kern w:val="0"/>
+          <w:lang w:val="en-US"/>
+        </w:rPr>
+        <w:t>份</w:t>
+      </w:r>
+      <w:r>
+        <w:rPr>
+          <w:rFonts w:ascii="Work Sans" w:hAnsi="Work Sans" w:cs="AppleSystemUIFont" w:hint="eastAsia"/>
+          <w:kern w:val="0"/>
+          <w:lang w:val="en-US"/>
+        </w:rPr>
+        <w:t>開</w:t>
+      </w:r>
+      <w:r>
+        <w:rPr>
+          <w:rFonts w:ascii="Noto Sans CJK KR" w:eastAsia="Noto Sans CJK KR" w:hAnsi="Noto Sans CJK KR" w:cs="Noto Sans CJK KR" w:hint="eastAsia"/>
+          <w:kern w:val="0"/>
+          <w:lang w:val="en-US"/>
+        </w:rPr>
+        <w:t>啟</w:t>
+      </w:r>
+      <w:r>
+        <w:rPr>
+          <w:rFonts w:ascii="Work Sans" w:hAnsi="Work Sans" w:cs="AppleSystemUIFont" w:hint="eastAsia"/>
+          <w:kern w:val="0"/>
+          <w:lang w:val="en-US"/>
+        </w:rPr>
+        <w:t>職涯。自從獨立發展後，平面設計工作逐漸增加，並透過創業、孵化新創、與大型組織簽訂專案合約等經歷，將業務範圍擴展至策略規劃、業務開發及銷售領域。目前除了撰寫書籍與授課外，也持續投入言語品牌塑造、諮詢及營運工作。</w:t>
+      </w:r>
+    </w:p>
+    <w:p>
+      <w:pPr>
+        <w:rPr>
+          <w:rFonts w:ascii="Work Sans" w:hAnsi="Work Sans" w:cs="AppleSystemUIFont" w:hint="eastAsia"/>
+          <w:kern w:val="0"/>
+          <w:lang w:val="en-US"/>
+        </w:rPr>
+      </w:pPr>
+      <w:proofErr w:type="spellStart"/>
+      <w:r>
+        <w:rPr>
+          <w:rFonts w:ascii="Work Sans" w:hAnsi="Work Sans" w:cs="AppleSystemUIFont" w:hint="eastAsia"/>
+          <w:kern w:val="0"/>
+          <w:lang w:val="en-US"/>
+        </w:rPr>
+        <w:t>思考品牌成功的方向時，我不設限於任何方法。根據品牌當前的所處階段與前進目標，需要運用多元創意來塑造實體的實力</w:t>
+      </w:r>
+      <w:proofErr w:type="spellEnd"/>
+      <w:r>
+        <w:rPr>
+          <w:rFonts w:ascii="Work Sans" w:hAnsi="Work Sans" w:cs="AppleSystemUIFont" w:hint="eastAsia"/>
           <w:kern w:val="0"/>
           <w:lang w:val="en-US"/>
         </w:rPr>
         <w:t>。</w:t>
-      </w:r>
-      <w:proofErr w:type="spellStart"/>
-      <w:r>
-        <w:rPr>
-          <w:rFonts w:ascii="Work Sans" w:hAnsi="Work Sans" w:cs="AppleSystemUIFont"/>
-          <w:kern w:val="0"/>
-          <w:lang w:val="en-US"/>
-        </w:rPr>
-        <w:t>我深信，優秀的品牌、優質的品牌，皆始於「在不知不覺間自然而然持續進行的事</w:t>
-      </w:r>
-      <w:proofErr w:type="spellEnd"/>
-      <w:r>
-        <w:rPr>
-          <w:rFonts w:ascii="Work Sans" w:hAnsi="Work Sans" w:cs="AppleSystemUIFont"/>
-          <w:kern w:val="0"/>
-          <w:lang w:val="en-US"/>
-        </w:rPr>
-        <w:t>」。</w:t>
       </w:r>
     </w:p>
     <w:p>
@@ -401,7 +598,7 @@
           <w:kern w:val="0"/>
           <w:lang w:val="en-US"/>
         </w:rPr>
-        <w:t>我接受過設計訓練，並在一家大型企業擔任客戶經理和視覺陳列師，開</w:t>
+        <w:t>品牌塑造，是</w:t>
       </w:r>
       <w:r>
         <w:rPr>
@@ -409,15 +606,15 @@
           <w:kern w:val="0"/>
           <w:lang w:val="en-US"/>
         </w:rPr>
-        <w:t>啟</w:t>
-      </w:r>
-      <w:r>
-        <w:rPr>
-          <w:rFonts w:ascii="Work Sans" w:hAnsi="Work Sans" w:cs="AppleSystemUIFont" w:hint="eastAsia"/>
-          <w:kern w:val="0"/>
-          <w:lang w:val="en-US"/>
-        </w:rPr>
-        <w:t>了我的職業生涯。自從成</w:t>
+        <w:t>為</w:t>
+      </w:r>
+      <w:r>
+        <w:rPr>
+          <w:rFonts w:ascii="Work Sans" w:hAnsi="Work Sans" w:cs="AppleSystemUIFont" w:hint="eastAsia"/>
+          <w:kern w:val="0"/>
+          <w:lang w:val="en-US"/>
+        </w:rPr>
+        <w:t>品牌核心開闢與外界連結之路的過程。這是將這邊的人所創造的事物，介紹給那邊的人、邀請他們參與，並逐步建立信任的過程。這是將品牌想傳達的內容，以最</w:t>
       </w:r>
       <w:r>
         <w:rPr>
@@ -425,81 +622,6 @@
           <w:kern w:val="0"/>
           <w:lang w:val="en-US"/>
         </w:rPr>
-        <w:t>為</w:t>
-      </w:r>
-      <w:r>
-        <w:rPr>
-          <w:rFonts w:ascii="Work Sans" w:hAnsi="Work Sans" w:cs="AppleSystemUIFont" w:hint="eastAsia"/>
-          <w:kern w:val="0"/>
-          <w:lang w:val="en-US"/>
-        </w:rPr>
-        <w:t>自由工作者以來，我很幸運地看到自己的平面設計工作量穩步增長。透過協助新創企業起步、參與孵化計畫，以及與大型組織和專案簽訂合約，我有機會將業務範圍擴展至策略、規劃和銷售領域。目前，我正從事多項活動，包括撰寫書籍和進行演講，同時將口語品牌塑造、諮詢服務及營運管理納入我的服務範疇。在思考品牌成功的路徑時，我傾向採取靈活的態度，探索各種方法與途徑，且不設限於特定手段。根據品牌當前的發展階段及其目標，探索多元方法的潛力，將有助於將創意化</w:t>
-      </w:r>
-      <w:r>
-        <w:rPr>
-          <w:rFonts w:ascii="Noto Sans CJK KR" w:eastAsia="Noto Sans CJK KR" w:hAnsi="Noto Sans CJK KR" w:cs="Noto Sans CJK KR" w:hint="eastAsia"/>
-          <w:kern w:val="0"/>
-          <w:lang w:val="en-US"/>
-        </w:rPr>
-        <w:t>為</w:t>
-      </w:r>
-      <w:r>
-        <w:rPr>
-          <w:rFonts w:ascii="Work Sans" w:hAnsi="Work Sans" w:cs="AppleSystemUIFont" w:hint="eastAsia"/>
-          <w:kern w:val="0"/>
-          <w:lang w:val="en-US"/>
-        </w:rPr>
-        <w:t>現實。</w:t>
-      </w:r>
-    </w:p>
-    <w:p>
-      <w:pPr>
-        <w:rPr>
-          <w:rFonts w:ascii="Work Sans" w:hAnsi="Work Sans" w:cs="AppleSystemUIFont"/>
-          <w:kern w:val="0"/>
-          <w:lang w:val="en-US"/>
-        </w:rPr>
-      </w:pPr>
-    </w:p>
-    <w:p>
-      <w:pPr>
-        <w:rPr>
-          <w:rFonts w:ascii="Work Sans" w:hAnsi="Work Sans" w:cs="AppleSystemUIFont"/>
-          <w:kern w:val="0"/>
-          <w:lang w:val="en-US"/>
-        </w:rPr>
-      </w:pPr>
-      <w:r>
-        <w:rPr>
-          <w:rFonts w:ascii="Work Sans" w:hAnsi="Work Sans" w:cs="AppleSystemUIFont" w:hint="eastAsia"/>
-          <w:kern w:val="0"/>
-          <w:lang w:val="en-US"/>
-        </w:rPr>
-        <w:lastRenderedPageBreak/>
-        <w:t>品牌塑造的核心在於</w:t>
-      </w:r>
-      <w:r>
-        <w:rPr>
-          <w:rFonts w:ascii="Noto Sans CJK KR" w:eastAsia="Noto Sans CJK KR" w:hAnsi="Noto Sans CJK KR" w:cs="Noto Sans CJK KR" w:hint="eastAsia"/>
-          <w:kern w:val="0"/>
-          <w:lang w:val="en-US"/>
-        </w:rPr>
-        <w:t>為</w:t>
-      </w:r>
-      <w:r>
-        <w:rPr>
-          <w:rFonts w:ascii="Work Sans" w:hAnsi="Work Sans" w:cs="AppleSystemUIFont" w:hint="eastAsia"/>
-          <w:kern w:val="0"/>
-          <w:lang w:val="en-US"/>
-        </w:rPr>
-        <w:t>品牌核心建立與外界連結的途徑。這一切的核心在於與對方分享我們的成果、贏得他們的認同，並建立信任。這更在於以最</w:t>
-      </w:r>
-      <w:r>
-        <w:rPr>
-          <w:rFonts w:ascii="Noto Sans CJK KR" w:eastAsia="Noto Sans CJK KR" w:hAnsi="Noto Sans CJK KR" w:cs="Noto Sans CJK KR" w:hint="eastAsia"/>
-          <w:kern w:val="0"/>
-          <w:lang w:val="en-US"/>
-        </w:rPr>
         <w:t>清</w:t>
       </w:r>
       <w:r>
@@ -508,17 +630,8 @@
           <w:kern w:val="0"/>
           <w:lang w:val="en-US"/>
         </w:rPr>
-        <w:t>晰、具體且友善的方式傳達品牌訊息，讓品牌的故事能激發聽眾採取行動。</w:t>
-      </w:r>
-    </w:p>
-    <w:p>
-      <w:pPr>
-        <w:rPr>
-          <w:rFonts w:ascii="Work Sans" w:hAnsi="Work Sans" w:cs="AppleSystemUIFont"/>
-          <w:kern w:val="0"/>
-          <w:lang w:val="en-US"/>
-        </w:rPr>
-      </w:pPr>
+        <w:t>晰、具體且親切的方式傳遞，讓這個故事在對方心中激起共鳴的過程。</w:t>
+      </w:r>
     </w:p>
     <w:p>
       <w:proofErr w:type="spellStart"/>
@@ -528,25 +641,7 @@
           <w:kern w:val="0"/>
           <w:lang w:val="en-US"/>
         </w:rPr>
-        <w:t>品牌塑造是人類的實踐</w:t>
-      </w:r>
-      <w:proofErr w:type="spellEnd"/>
-      <w:r>
-        <w:rPr>
-          <w:rFonts w:ascii="Work Sans" w:hAnsi="Work Sans" w:cs="AppleSystemUIFont" w:hint="eastAsia"/>
-          <w:kern w:val="0"/>
-          <w:lang w:val="en-US"/>
-        </w:rPr>
-        <w:t>——</w:t>
-      </w:r>
-      <w:proofErr w:type="spellStart"/>
-      <w:r>
-        <w:rPr>
-          <w:rFonts w:ascii="Work Sans" w:hAnsi="Work Sans" w:cs="AppleSystemUIFont" w:hint="eastAsia"/>
-          <w:kern w:val="0"/>
-          <w:lang w:val="en-US"/>
-        </w:rPr>
-        <w:t>透過雙手、頭腦與心靈的共同雕琢，進而改變人們的生活</w:t>
+        <w:t>品牌塑造，是透過人的頭腦、心靈與雙手，一點一滴地牽動他人時間的人之工作</w:t>
       </w:r>
       <w:proofErr w:type="spellEnd"/>
       <w:r>

--- a/txt/about-chn.docx
+++ b/txt/about-chn.docx
@@ -65,7 +65,7 @@
     <w:p>
       <w:pPr>
         <w:rPr>
-          <w:rFonts w:ascii="Work Sans" w:hAnsi="Work Sans" w:cs="AppleSystemUIFont" w:hint="eastAsia"/>
+          <w:rFonts w:ascii="Work Sans" w:hAnsi="Work Sans" w:cs="AppleSystemUIFont"/>
           <w:kern w:val="0"/>
           <w:lang w:val="en-US"/>
         </w:rPr>
@@ -205,27 +205,27 @@
       <w:proofErr w:type="spellEnd"/>
       <w:r>
         <w:rPr>
-          <w:rFonts w:ascii="Work Sans" w:hAnsi="Work Sans" w:cs="AppleSystemUIFont" w:hint="eastAsia"/>
-          <w:kern w:val="0"/>
-          <w:lang w:val="en-US"/>
-        </w:rPr>
-        <w:t>「</w:t>
-      </w:r>
-      <w:r>
-        <w:rPr>
-          <w:rFonts w:ascii="Work Sans" w:hAnsi="Work Sans" w:cs="AppleSystemUIFont"/>
-          <w:kern w:val="0"/>
-          <w:lang w:val="en-US"/>
-        </w:rPr>
-        <w:t>Flourish</w:t>
-      </w:r>
-      <w:r>
-        <w:rPr>
-          <w:rFonts w:ascii="Work Sans" w:hAnsi="Work Sans" w:cs="AppleSystemUIFont" w:hint="eastAsia"/>
-          <w:kern w:val="0"/>
-          <w:lang w:val="en-US"/>
-        </w:rPr>
-        <w:t>」一對一諮詢服務，與客戶共同探討品牌發展方向。基於「一個品牌，一個品牌策略」的信念，我會徹底打造專屬於單一品牌的流程。</w:t>
+          <w:rFonts w:ascii="Work Sans" w:hAnsi="Work Sans" w:cs="AppleSystemUIFont"/>
+          <w:kern w:val="0"/>
+          <w:lang w:val="en-US"/>
+        </w:rPr>
+        <w:t>f</w:t>
+      </w:r>
+      <w:r>
+        <w:rPr>
+          <w:rFonts w:ascii="Work Sans" w:hAnsi="Work Sans" w:cs="AppleSystemUIFont"/>
+          <w:kern w:val="0"/>
+          <w:lang w:val="en-US"/>
+        </w:rPr>
+        <w:t>lourish</w:t>
+      </w:r>
+      <w:r>
+        <w:rPr>
+          <w:rFonts w:ascii="Work Sans" w:hAnsi="Work Sans" w:cs="AppleSystemUIFont" w:hint="eastAsia"/>
+          <w:kern w:val="0"/>
+          <w:lang w:val="en-US"/>
+        </w:rPr>
+        <w:t>一對一諮詢服務，與客戶共同探討品牌發展方向。基於「一個品牌，一個品牌策略」的信念，我會徹底打造專屬於單一品牌的流程。</w:t>
       </w:r>
       <w:r>
         <w:rPr>
@@ -297,7 +297,7 @@
     <w:p>
       <w:pPr>
         <w:rPr>
-          <w:rFonts w:ascii="Work Sans" w:hAnsi="Work Sans" w:cs="AppleSystemUIFont" w:hint="eastAsia"/>
+          <w:rFonts w:ascii="Work Sans" w:hAnsi="Work Sans" w:cs="AppleSystemUIFont"/>
           <w:kern w:val="0"/>
           <w:lang w:val="en-US"/>
         </w:rPr>
@@ -551,7 +551,7 @@
     <w:p>
       <w:pPr>
         <w:rPr>
-          <w:rFonts w:ascii="Work Sans" w:hAnsi="Work Sans" w:cs="AppleSystemUIFont" w:hint="eastAsia"/>
+          <w:rFonts w:ascii="Work Sans" w:hAnsi="Work Sans" w:cs="AppleSystemUIFont"/>
           <w:kern w:val="0"/>
           <w:lang w:val="en-US"/>
         </w:rPr>
